--- a/artifacts/vendor-submission-examples/submissions/05_launchloop_collective_submission.docx
+++ b/artifacts/vendor-submission-examples/submissions/05_launchloop_collective_submission.docx
@@ -57,21 +57,21 @@
           <w:b/>
           <w:spacing w:val="0"/>
         </w:rPr>
-        <w:t xml:space="preserve">Executive Note</w:t>
-      </w:r>
-    </w:p>
-    <w:p>
-      <w:pPr>
-        <w:spacing w:after="160"/>
-      </w:pPr>
-      <w:r>
-        <w:rPr>
-          <w:rFonts w:ascii="Helvetica" w:hAnsi="Helvetica" w:cs="Helvetica"/>
-          <w:sz w:val="29"/>
-          <w:sz-cs w:val="29"/>
-          <w:spacing w:val="0"/>
-        </w:rPr>
-        <w:t xml:space="preserve">This response covers the exact AI-generated questionnaire, the requested line items, and the commercial schedule expectations from the RFQ package.</w:t>
+        <w:t xml:space="preserve">Executive Summary</w:t>
+      </w:r>
+    </w:p>
+    <w:p>
+      <w:pPr>
+        <w:spacing w:after="160"/>
+      </w:pPr>
+      <w:r>
+        <w:rPr>
+          <w:rFonts w:ascii="Helvetica" w:hAnsi="Helvetica" w:cs="Helvetica"/>
+          <w:sz w:val="29"/>
+          <w:sz-cs w:val="29"/>
+          <w:spacing w:val="0"/>
+        </w:rPr>
+        <w:t xml:space="preserve">This response covers the archived generated questionnaire, the requested service line items, and the commercial pricing schedule expected in the RFQ package.</w:t>
       </w:r>
     </w:p>
     <w:p>
@@ -86,6 +86,107 @@
           <w:b/>
           <w:spacing w:val="0"/>
         </w:rPr>
+        <w:t xml:space="preserve">Agency Overview</w:t>
+      </w:r>
+    </w:p>
+    <w:p>
+      <w:pPr>
+        <w:spacing w:after="160"/>
+      </w:pPr>
+      <w:r>
+        <w:rPr>
+          <w:rFonts w:ascii="Helvetica" w:hAnsi="Helvetica" w:cs="Helvetica"/>
+          <w:sz w:val="29"/>
+          <w:sz-cs w:val="29"/>
+          <w:spacing w:val="0"/>
+        </w:rPr>
+        <w:t xml:space="preserve">LaunchLoop Collective is a lean creative and activation shop designed for fast-moving campaigns with a small core team. The proposal is commercially aggressive and intentionally lighter on specialist governance infrastructure than larger competitors.</w:t>
+      </w:r>
+    </w:p>
+    <w:p>
+      <w:pPr>
+        <w:spacing w:after="160"/>
+      </w:pPr>
+      <w:r>
+        <w:rPr>
+          <w:rFonts w:ascii="Helvetica" w:hAnsi="Helvetica" w:cs="Helvetica"/>
+          <w:sz w:val="37"/>
+          <w:sz-cs w:val="37"/>
+          <w:b/>
+          <w:spacing w:val="0"/>
+        </w:rPr>
+        <w:t xml:space="preserve">Strategic Point of View</w:t>
+      </w:r>
+    </w:p>
+    <w:p>
+      <w:pPr>
+        <w:spacing w:after="160"/>
+      </w:pPr>
+      <w:r>
+        <w:rPr>
+          <w:rFonts w:ascii="Helvetica" w:hAnsi="Helvetica" w:cs="Helvetica"/>
+          <w:sz w:val="29"/>
+          <w:sz-cs w:val="29"/>
+          <w:spacing w:val="0"/>
+        </w:rPr>
+        <w:t xml:space="preserve">Our view is that the launch should prioritize a sharp, digital-first campaign system that can be produced efficiently and scaled through focused deliverables rather than a broad, high-overhead rollout model.</w:t>
+      </w:r>
+    </w:p>
+    <w:p>
+      <w:pPr>
+        <w:spacing w:after="160"/>
+      </w:pPr>
+      <w:r>
+        <w:rPr>
+          <w:rFonts w:ascii="Helvetica" w:hAnsi="Helvetica" w:cs="Helvetica"/>
+          <w:sz w:val="37"/>
+          <w:sz-cs w:val="37"/>
+          <w:b/>
+          <w:spacing w:val="0"/>
+        </w:rPr>
+        <w:t xml:space="preserve">Selected Relevant Work</w:t>
+      </w:r>
+    </w:p>
+    <w:p>
+      <w:pPr>
+        <w:spacing w:after="160"/>
+      </w:pPr>
+      <w:r>
+        <w:rPr>
+          <w:rFonts w:ascii="Helvetica" w:hAnsi="Helvetica" w:cs="Helvetica"/>
+          <w:sz w:val="29"/>
+          <w:sz-cs w:val="29"/>
+          <w:spacing w:val="0"/>
+        </w:rPr>
+        <w:t xml:space="preserve">- Lean social-first campaign for a mass consumer brand delivered on compressed timelines with a small account team.</w:t>
+      </w:r>
+    </w:p>
+    <w:p>
+      <w:pPr>
+        <w:spacing w:after="160"/>
+      </w:pPr>
+      <w:r>
+        <w:rPr>
+          <w:rFonts w:ascii="Helvetica" w:hAnsi="Helvetica" w:cs="Helvetica"/>
+          <w:sz w:val="29"/>
+          <w:sz-cs w:val="29"/>
+          <w:spacing w:val="0"/>
+        </w:rPr>
+        <w:t xml:space="preserve">- Mid-scale film and content launch optimized for cost efficiency and faster approval cycles.</w:t>
+      </w:r>
+    </w:p>
+    <w:p>
+      <w:pPr>
+        <w:spacing w:after="160"/>
+      </w:pPr>
+      <w:r>
+        <w:rPr>
+          <w:rFonts w:ascii="Helvetica" w:hAnsi="Helvetica" w:cs="Helvetica"/>
+          <w:sz w:val="37"/>
+          <w:sz-cs w:val="37"/>
+          <w:b/>
+          <w:spacing w:val="0"/>
+        </w:rPr>
         <w:t xml:space="preserve">Questionnaire Responses</w:t>
       </w:r>
     </w:p>
@@ -101,7 +202,7 @@
           <w:b/>
           <w:spacing w:val="0"/>
         </w:rPr>
-        <w:t xml:space="preserve">q_m1</w:t>
+        <w:t xml:space="preserve">q_cr_mac_1</w:t>
       </w:r>
     </w:p>
     <w:p>
@@ -125,7 +226,7 @@
           <w:sz-cs w:val="29"/>
           <w:spacing w:val="0"/>
         </w:rPr>
-        <w:t xml:space="preserve"> Confirm whether you can support child-directed advertising for this program. Answer Yes or No, and name the team or function that will provide this support.</w:t>
+        <w:t xml:space="preserve"> Confirm whether your agency can support child-directed advertising for this launch. Answer Yes or No and identify the in-house team or partner capability that will perform this work.</w:t>
       </w:r>
     </w:p>
     <w:p>
@@ -164,7 +265,7 @@
           <w:b/>
           <w:spacing w:val="0"/>
         </w:rPr>
-        <w:t xml:space="preserve">q_m2</w:t>
+        <w:t xml:space="preserve">q_cr_mac_2</w:t>
       </w:r>
     </w:p>
     <w:p>
@@ -188,7 +289,7 @@
           <w:sz-cs w:val="29"/>
           <w:spacing w:val="0"/>
         </w:rPr>
-        <w:t xml:space="preserve"> Confirm whether you can support claims review for this program. Answer Yes or No, and name the team or function that will provide this support.</w:t>
+        <w:t xml:space="preserve"> Confirm whether your agency can support claims review for launch assets and product-related claims. Answer Yes or No and identify the in-house team or partner capability that will perform this work.</w:t>
       </w:r>
     </w:p>
     <w:p>
@@ -227,7 +328,7 @@
           <w:b/>
           <w:spacing w:val="0"/>
         </w:rPr>
-        <w:t xml:space="preserve">q_m3</w:t>
+        <w:t xml:space="preserve">q_cr_mac_3</w:t>
       </w:r>
     </w:p>
     <w:p>
@@ -251,7 +352,7 @@
           <w:sz-cs w:val="29"/>
           <w:spacing w:val="0"/>
         </w:rPr>
-        <w:t xml:space="preserve"> Provide the full name, title, and accountable role of the engagement lead who would be responsible for this RFQ.</w:t>
+        <w:t xml:space="preserve"> Provide the full name, role title, and email address of the named engagement lead who will own this launch program.</w:t>
       </w:r>
     </w:p>
     <w:p>
@@ -275,7 +376,7 @@
           <w:sz-cs w:val="29"/>
           <w:spacing w:val="0"/>
         </w:rPr>
-        <w:t xml:space="preserve"> Anita Rao, Founder and Account Lead. Anita would oversee commercial coordination and buyer communication.</w:t>
+        <w:t xml:space="preserve"> Anita Rao, Founder and Account Lead, anita.rao@launchloopcollective.in. Anita would oversee commercial coordination and buyer communication.</w:t>
       </w:r>
     </w:p>
     <w:p>
@@ -290,7 +391,7 @@
           <w:b/>
           <w:spacing w:val="0"/>
         </w:rPr>
-        <w:t xml:space="preserve">q_m4</w:t>
+        <w:t xml:space="preserve">q_cr_mac_4</w:t>
       </w:r>
     </w:p>
     <w:p>
@@ -314,7 +415,7 @@
           <w:sz-cs w:val="29"/>
           <w:spacing w:val="0"/>
         </w:rPr>
-        <w:t xml:space="preserve"> Provide your baseline launch governance approach, including the meeting cadence, approval path, and escalation route you would use for this engagement.</w:t>
+        <w:t xml:space="preserve"> Confirm whether you are providing a launch governance approach. Answer Yes or No and submit a brief overview covering meeting cadence, decision ownership, and escalation.</w:t>
       </w:r>
     </w:p>
     <w:p>
@@ -338,7 +439,7 @@
           <w:sz-cs w:val="29"/>
           <w:spacing w:val="0"/>
         </w:rPr>
-        <w:t xml:space="preserve"> Our governance approach is lightweight: a weekly update call, milestone tracker, and direct escalation to Anita for urgent decisions.</w:t>
+        <w:t xml:space="preserve"> Yes. Our governance approach is lightweight: a weekly update call, milestone tracker, and direct escalation to Anita for urgent decisions.</w:t>
       </w:r>
     </w:p>
     <w:p>
@@ -353,7 +454,7 @@
           <w:b/>
           <w:spacing w:val="0"/>
         </w:rPr>
-        <w:t xml:space="preserve">q_m5</w:t>
+        <w:t xml:space="preserve">q_cr_mac_5</w:t>
       </w:r>
     </w:p>
     <w:p>
@@ -377,7 +478,7 @@
           <w:sz-cs w:val="29"/>
           <w:spacing w:val="0"/>
         </w:rPr>
-        <w:t xml:space="preserve"> State whether the launch timelines in this RFQ are achievable for your proposed delivery model. Select one: Achievable or Not achievable.</w:t>
+        <w:t xml:space="preserve"> State whether the buyer launch timelines are achievable. Select one option: Achievable as issued / Achievable with dependencies / Not achievable. Then list the key dependencies or constraints, or state None.</w:t>
       </w:r>
     </w:p>
     <w:p>
@@ -401,7 +502,7 @@
           <w:sz-cs w:val="29"/>
           <w:spacing w:val="0"/>
         </w:rPr>
-        <w:t xml:space="preserve"> Not achievable.</w:t>
+        <w:t xml:space="preserve"> Not achievable. The stated launch dates would require shortened approval rounds, simplified production scope, and direct buyer turnaround within 24 hours. Without those conditions, we would expect slippage against the current calendar.</w:t>
       </w:r>
     </w:p>
     <w:p>
@@ -416,7 +517,7 @@
           <w:b/>
           <w:spacing w:val="0"/>
         </w:rPr>
-        <w:t xml:space="preserve">q_m6</w:t>
+        <w:t xml:space="preserve">q_cr_tech_1</w:t>
       </w:r>
     </w:p>
     <w:p>
@@ -440,7 +541,7 @@
           <w:sz-cs w:val="29"/>
           <w:spacing w:val="0"/>
         </w:rPr>
-        <w:t xml:space="preserve"> List the key dependencies, buyer inputs, or approval assumptions that sit behind your stated launch timeline position.</w:t>
+        <w:t xml:space="preserve"> Describe your end-to-end approach for ensuring child-directed marketing safety and claims usage compliance across strategy, creative, TVC, social, and launch approvals. Include where reviews occur, who owns them, how issues are escalated, and how rework is prevented.</w:t>
       </w:r>
     </w:p>
     <w:p>
@@ -464,7 +565,7 @@
           <w:sz-cs w:val="29"/>
           <w:spacing w:val="0"/>
         </w:rPr>
-        <w:t xml:space="preserve"> The stated launch dates would require shortened approval rounds, simplified production scope, and direct buyer turnaround within 24 hours. Without those conditions, we would expect slippage against the current calendar.</w:t>
+        <w:t xml:space="preserve"> We would manage compliance by routing scripts and claims language to buyer-appointed counsel before release. Internally we can maintain a working checklist, but the formal review responsibility would sit outside our team. This keeps cost low but also means the buyer would need to manage final claim clearance more actively.</w:t>
       </w:r>
     </w:p>
     <w:p>
@@ -479,7 +580,7 @@
           <w:b/>
           <w:spacing w:val="0"/>
         </w:rPr>
-        <w:t xml:space="preserve">q_t1</w:t>
+        <w:t xml:space="preserve">q_cr_tech_2</w:t>
       </w:r>
     </w:p>
     <w:p>
@@ -503,7 +604,7 @@
           <w:sz-cs w:val="29"/>
           <w:spacing w:val="0"/>
         </w:rPr>
-        <w:t xml:space="preserve"> Describe your operating model for managing child-directed advertising and claims compliance across strategy, creative, TVC, social, media activation, and final launch approvals. Cover review checkpoints, decision ownership, and escalation handling.</w:t>
+        <w:t xml:space="preserve"> Provide your proposed launch workplan from kickoff to launch, showing key stages for strategy, creative, TVC, social, compliance review, and program management. Explain how approvals will be managed, what the critical dependencies are, and how schedule risks will be controlled.</w:t>
       </w:r>
     </w:p>
     <w:p>
@@ -527,7 +628,7 @@
           <w:sz-cs w:val="29"/>
           <w:spacing w:val="0"/>
         </w:rPr>
-        <w:t xml:space="preserve"> We would manage compliance by routing scripts and claims language to buyer-appointed counsel before release. Internally we can maintain a working checklist, but the formal review responsibility would sit outside our team. This keeps cost low but also means the buyer would need to manage final claim clearance more actively.</w:t>
+        <w:t xml:space="preserve"> Our speed plan depends on minimizing iterations and holding one decision-maker per milestone. If approvals expand or additional markets are added, we would recommend reducing launch deliverables or staggering the rollout because we do not have reserve capacity built into the base plan.</w:t>
       </w:r>
     </w:p>
     <w:p>
@@ -542,7 +643,7 @@
           <w:b/>
           <w:spacing w:val="0"/>
         </w:rPr>
-        <w:t xml:space="preserve">q_t2</w:t>
+        <w:t xml:space="preserve">q_cr_tech_3</w:t>
       </w:r>
     </w:p>
     <w:p>
@@ -566,7 +667,7 @@
           <w:sz-cs w:val="29"/>
           <w:spacing w:val="0"/>
         </w:rPr>
-        <w:t xml:space="preserve"> Describe how you would manage approvals, dependencies, and critical path activities so that the launch calendar can be met. Include turnaround assumptions, delay management, and how you would protect key milestones.</w:t>
+        <w:t xml:space="preserve"> Describe your approach to launch strategy and creative development for the new kids health drink, including audience segmentation, messaging framework, creative territory development, and how the master campaign idea will be carried into launch assets.</w:t>
       </w:r>
     </w:p>
     <w:p>
@@ -590,7 +691,70 @@
           <w:sz-cs w:val="29"/>
           <w:spacing w:val="0"/>
         </w:rPr>
-        <w:t xml:space="preserve"> Our speed plan depends on minimizing iterations and holding one decision-maker per milestone. If approvals expand or additional markets are added, we would recommend reducing launch deliverables or staggering the rollout because we do not have reserve capacity built into the base plan.</w:t>
+        <w:t xml:space="preserve"> Our strategy and creative approach is built around a bold, digital-first campaign platform that can be produced efficiently with a lean team. It is best suited to a narrower launch scope and faster-turn content model rather than a heavily governed multi-market program.</w:t>
+      </w:r>
+    </w:p>
+    <w:p>
+      <w:pPr>
+        <w:spacing w:after="120"/>
+      </w:pPr>
+      <w:r>
+        <w:rPr>
+          <w:rFonts w:ascii="Helvetica" w:hAnsi="Helvetica" w:cs="Helvetica"/>
+          <w:sz w:val="30"/>
+          <w:sz-cs w:val="30"/>
+          <w:b/>
+          <w:spacing w:val="0"/>
+        </w:rPr>
+        <w:t xml:space="preserve">q_cr_tech_4</w:t>
+      </w:r>
+    </w:p>
+    <w:p>
+      <w:pPr>
+        <w:spacing w:after="160"/>
+      </w:pPr>
+      <w:r>
+        <w:rPr>
+          <w:rFonts w:ascii="Helvetica" w:hAnsi="Helvetica" w:cs="Helvetica"/>
+          <w:sz w:val="29"/>
+          <w:sz-cs w:val="29"/>
+          <w:b/>
+          <w:spacing w:val="0"/>
+        </w:rPr>
+        <w:t xml:space="preserve">Question:</w:t>
+      </w:r>
+      <w:r>
+        <w:rPr>
+          <w:rFonts w:ascii="Helvetica" w:hAnsi="Helvetica" w:cs="Helvetica"/>
+          <w:sz w:val="29"/>
+          <w:sz-cs w:val="29"/>
+          <w:spacing w:val="0"/>
+        </w:rPr>
+        <w:t xml:space="preserve"> Describe your approach to TVC development and production for the global launch, covering concept development, pre-production, shoot management, post-production, and delivery of the master film and cutdowns for paid media use.</w:t>
+      </w:r>
+    </w:p>
+    <w:p>
+      <w:pPr>
+        <w:spacing w:after="160"/>
+      </w:pPr>
+      <w:r>
+        <w:rPr>
+          <w:rFonts w:ascii="Helvetica" w:hAnsi="Helvetica" w:cs="Helvetica"/>
+          <w:sz w:val="29"/>
+          <w:sz-cs w:val="29"/>
+          <w:b/>
+          <w:spacing w:val="0"/>
+        </w:rPr>
+        <w:t xml:space="preserve">Response:</w:t>
+      </w:r>
+      <w:r>
+        <w:rPr>
+          <w:rFonts w:ascii="Helvetica" w:hAnsi="Helvetica" w:cs="Helvetica"/>
+          <w:sz w:val="29"/>
+          <w:sz-cs w:val="29"/>
+          <w:spacing w:val="0"/>
+        </w:rPr>
+        <w:t xml:space="preserve"> Our TVC approach focuses on a compact production model with a single concept route, limited revision cycles, and a streamlined shoot and edit process. It can deliver efficient output, but it is less suited to complex multi-market governance and extensive rework requirements.</w:t>
       </w:r>
     </w:p>
     <w:p>
@@ -605,35 +769,6 @@
           <w:b/>
           <w:spacing w:val="0"/>
         </w:rPr>
-        <w:t xml:space="preserve">Additional Strategy and Creative Response</w:t>
-      </w:r>
-    </w:p>
-    <w:p>
-      <w:pPr>
-        <w:spacing w:after="160"/>
-      </w:pPr>
-      <w:r>
-        <w:rPr>
-          <w:rFonts w:ascii="Helvetica" w:hAnsi="Helvetica" w:cs="Helvetica"/>
-          <w:sz w:val="29"/>
-          <w:sz-cs w:val="29"/>
-          <w:spacing w:val="0"/>
-        </w:rPr>
-        <w:t xml:space="preserve">Our strategy and creative approach is built around a bold, digital-first campaign platform that can be produced efficiently with a lean team. It is best suited to a narrower launch scope and faster-turn content model rather than a heavily governed multi-market program.</w:t>
-      </w:r>
-    </w:p>
-    <w:p>
-      <w:pPr>
-        <w:spacing w:after="160"/>
-      </w:pPr>
-      <w:r>
-        <w:rPr>
-          <w:rFonts w:ascii="Helvetica" w:hAnsi="Helvetica" w:cs="Helvetica"/>
-          <w:sz w:val="37"/>
-          <w:sz-cs w:val="37"/>
-          <w:b/>
-          <w:spacing w:val="0"/>
-        </w:rPr>
         <w:t xml:space="preserve">Commercial Pricing Schedule</w:t>
       </w:r>
     </w:p>
@@ -673,33 +808,46 @@
           <w:b/>
           <w:spacing w:val="0"/>
         </w:rPr>
-        <w:t xml:space="preserve">Pricing Treatment</w:t>
-      </w:r>
-    </w:p>
-    <w:p>
-      <w:pPr/>
-      <w:r>
-        <w:rPr>
-          <w:rFonts w:ascii="Helvetica" w:hAnsi="Helvetica" w:cs="Helvetica"/>
-          <w:sz w:val="25"/>
-          <w:sz-cs w:val="25"/>
-          <w:b/>
-          <w:spacing w:val="0"/>
-        </w:rPr>
-        <w:t xml:space="preserve">Quoted Price</w:t>
-      </w:r>
-    </w:p>
-    <w:p>
-      <w:pPr/>
-      <w:r>
-        <w:rPr>
-          <w:rFonts w:ascii="Helvetica" w:hAnsi="Helvetica" w:cs="Helvetica"/>
-          <w:sz w:val="25"/>
-          <w:sz-cs w:val="25"/>
-          <w:b/>
-          <w:spacing w:val="0"/>
-        </w:rPr>
-        <w:t xml:space="preserve">Notes</w:t>
+        <w:t xml:space="preserve">Included in Quote</w:t>
+      </w:r>
+    </w:p>
+    <w:p>
+      <w:pPr/>
+      <w:r>
+        <w:rPr>
+          <w:rFonts w:ascii="Helvetica" w:hAnsi="Helvetica" w:cs="Helvetica"/>
+          <w:sz w:val="25"/>
+          <w:sz-cs w:val="25"/>
+          <w:b/>
+          <w:spacing w:val="0"/>
+        </w:rPr>
+        <w:t xml:space="preserve">Currency</w:t>
+      </w:r>
+    </w:p>
+    <w:p>
+      <w:pPr/>
+      <w:r>
+        <w:rPr>
+          <w:rFonts w:ascii="Helvetica" w:hAnsi="Helvetica" w:cs="Helvetica"/>
+          <w:sz w:val="25"/>
+          <w:sz-cs w:val="25"/>
+          <w:b/>
+          <w:spacing w:val="0"/>
+        </w:rPr>
+        <w:t xml:space="preserve">Total Price</w:t>
+      </w:r>
+    </w:p>
+    <w:p>
+      <w:pPr/>
+      <w:r>
+        <w:rPr>
+          <w:rFonts w:ascii="Helvetica" w:hAnsi="Helvetica" w:cs="Helvetica"/>
+          <w:sz w:val="25"/>
+          <w:sz-cs w:val="25"/>
+          <w:b/>
+          <w:spacing w:val="0"/>
+        </w:rPr>
+        <w:t xml:space="preserve">Exclusions or Assumptions</w:t>
       </w:r>
     </w:p>
     <w:p>
@@ -735,19 +883,31 @@
           <w:sz-cs w:val="25"/>
           <w:spacing w:val="0"/>
         </w:rPr>
-        <w:t xml:space="preserve">Standalone</w:t>
-      </w:r>
-    </w:p>
-    <w:p>
-      <w:pPr/>
-      <w:r>
-        <w:rPr>
-          <w:rFonts w:ascii="Helvetica" w:hAnsi="Helvetica" w:cs="Helvetica"/>
-          <w:sz w:val="25"/>
-          <w:sz-cs w:val="25"/>
-          <w:spacing w:val="0"/>
-        </w:rPr>
-        <w:t xml:space="preserve">INR 18,000,000</w:t>
+        <w:t xml:space="preserve">Yes</w:t>
+      </w:r>
+    </w:p>
+    <w:p>
+      <w:pPr/>
+      <w:r>
+        <w:rPr>
+          <w:rFonts w:ascii="Helvetica" w:hAnsi="Helvetica" w:cs="Helvetica"/>
+          <w:sz w:val="25"/>
+          <w:sz-cs w:val="25"/>
+          <w:spacing w:val="0"/>
+        </w:rPr>
+        <w:t xml:space="preserve">INR</w:t>
+      </w:r>
+    </w:p>
+    <w:p>
+      <w:pPr/>
+      <w:r>
+        <w:rPr>
+          <w:rFonts w:ascii="Helvetica" w:hAnsi="Helvetica" w:cs="Helvetica"/>
+          <w:sz w:val="25"/>
+          <w:sz-cs w:val="25"/>
+          <w:spacing w:val="0"/>
+        </w:rPr>
+        <w:t xml:space="preserve">18000000</w:t>
       </w:r>
     </w:p>
     <w:p>
@@ -795,31 +955,43 @@
           <w:sz-cs w:val="25"/>
           <w:spacing w:val="0"/>
         </w:rPr>
-        <w:t xml:space="preserve">Bundled</w:t>
-      </w:r>
-    </w:p>
-    <w:p>
-      <w:pPr/>
-      <w:r>
-        <w:rPr>
-          <w:rFonts w:ascii="Helvetica" w:hAnsi="Helvetica" w:cs="Helvetica"/>
-          <w:sz w:val="25"/>
-          <w:sz-cs w:val="25"/>
-          <w:spacing w:val="0"/>
-        </w:rPr>
-        <w:t xml:space="preserve">INR 9,500,000</w:t>
-      </w:r>
-    </w:p>
-    <w:p>
-      <w:pPr/>
-      <w:r>
-        <w:rPr>
-          <w:rFonts w:ascii="Helvetica" w:hAnsi="Helvetica" w:cs="Helvetica"/>
-          <w:sz w:val="25"/>
-          <w:sz-cs w:val="25"/>
-          <w:spacing w:val="0"/>
-        </w:rPr>
-        <w:t xml:space="preserve">Concept and pre-production creative.</w:t>
+        <w:t xml:space="preserve">Yes</w:t>
+      </w:r>
+    </w:p>
+    <w:p>
+      <w:pPr/>
+      <w:r>
+        <w:rPr>
+          <w:rFonts w:ascii="Helvetica" w:hAnsi="Helvetica" w:cs="Helvetica"/>
+          <w:sz w:val="25"/>
+          <w:sz-cs w:val="25"/>
+          <w:spacing w:val="0"/>
+        </w:rPr>
+        <w:t xml:space="preserve">INR</w:t>
+      </w:r>
+    </w:p>
+    <w:p>
+      <w:pPr/>
+      <w:r>
+        <w:rPr>
+          <w:rFonts w:ascii="Helvetica" w:hAnsi="Helvetica" w:cs="Helvetica"/>
+          <w:sz w:val="25"/>
+          <w:sz-cs w:val="25"/>
+          <w:spacing w:val="0"/>
+        </w:rPr>
+        <w:t xml:space="preserve">9500000</w:t>
+      </w:r>
+    </w:p>
+    <w:p>
+      <w:pPr/>
+      <w:r>
+        <w:rPr>
+          <w:rFonts w:ascii="Helvetica" w:hAnsi="Helvetica" w:cs="Helvetica"/>
+          <w:sz w:val="25"/>
+          <w:sz-cs w:val="25"/>
+          <w:spacing w:val="0"/>
+        </w:rPr>
+        <w:t xml:space="preserve">Concept and pre-production creative included.</w:t>
       </w:r>
     </w:p>
     <w:p>
@@ -855,31 +1027,43 @@
           <w:sz-cs w:val="25"/>
           <w:spacing w:val="0"/>
         </w:rPr>
-        <w:t xml:space="preserve">Standalone</w:t>
-      </w:r>
-    </w:p>
-    <w:p>
-      <w:pPr/>
-      <w:r>
-        <w:rPr>
-          <w:rFonts w:ascii="Helvetica" w:hAnsi="Helvetica" w:cs="Helvetica"/>
-          <w:sz w:val="25"/>
-          <w:sz-cs w:val="25"/>
-          <w:spacing w:val="0"/>
-        </w:rPr>
-        <w:t xml:space="preserve">INR 34,000,000</w:t>
-      </w:r>
-    </w:p>
-    <w:p>
-      <w:pPr/>
-      <w:r>
-        <w:rPr>
-          <w:rFonts w:ascii="Helvetica" w:hAnsi="Helvetica" w:cs="Helvetica"/>
-          <w:sz w:val="25"/>
-          <w:sz-cs w:val="25"/>
-          <w:spacing w:val="0"/>
-        </w:rPr>
-        <w:t xml:space="preserve">Production and edit.</w:t>
+        <w:t xml:space="preserve">Yes</w:t>
+      </w:r>
+    </w:p>
+    <w:p>
+      <w:pPr/>
+      <w:r>
+        <w:rPr>
+          <w:rFonts w:ascii="Helvetica" w:hAnsi="Helvetica" w:cs="Helvetica"/>
+          <w:sz w:val="25"/>
+          <w:sz-cs w:val="25"/>
+          <w:spacing w:val="0"/>
+        </w:rPr>
+        <w:t xml:space="preserve">INR</w:t>
+      </w:r>
+    </w:p>
+    <w:p>
+      <w:pPr/>
+      <w:r>
+        <w:rPr>
+          <w:rFonts w:ascii="Helvetica" w:hAnsi="Helvetica" w:cs="Helvetica"/>
+          <w:sz w:val="25"/>
+          <w:sz-cs w:val="25"/>
+          <w:spacing w:val="0"/>
+        </w:rPr>
+        <w:t xml:space="preserve">34000000</w:t>
+      </w:r>
+    </w:p>
+    <w:p>
+      <w:pPr/>
+      <w:r>
+        <w:rPr>
+          <w:rFonts w:ascii="Helvetica" w:hAnsi="Helvetica" w:cs="Helvetica"/>
+          <w:sz w:val="25"/>
+          <w:sz-cs w:val="25"/>
+          <w:spacing w:val="0"/>
+        </w:rPr>
+        <w:t xml:space="preserve">Production and edit included.</w:t>
       </w:r>
     </w:p>
     <w:p>
@@ -915,31 +1099,43 @@
           <w:sz-cs w:val="25"/>
           <w:spacing w:val="0"/>
         </w:rPr>
-        <w:t xml:space="preserve">Standalone</w:t>
-      </w:r>
-    </w:p>
-    <w:p>
-      <w:pPr/>
-      <w:r>
-        <w:rPr>
-          <w:rFonts w:ascii="Helvetica" w:hAnsi="Helvetica" w:cs="Helvetica"/>
-          <w:sz w:val="25"/>
-          <w:sz-cs w:val="25"/>
-          <w:spacing w:val="0"/>
-        </w:rPr>
-        <w:t xml:space="preserve">INR 7,200,000</w:t>
-      </w:r>
-    </w:p>
-    <w:p>
-      <w:pPr/>
-      <w:r>
-        <w:rPr>
-          <w:rFonts w:ascii="Helvetica" w:hAnsi="Helvetica" w:cs="Helvetica"/>
-          <w:sz w:val="25"/>
-          <w:sz-cs w:val="25"/>
-          <w:spacing w:val="0"/>
-        </w:rPr>
-        <w:t xml:space="preserve">Organic launch content.</w:t>
+        <w:t xml:space="preserve">Yes</w:t>
+      </w:r>
+    </w:p>
+    <w:p>
+      <w:pPr/>
+      <w:r>
+        <w:rPr>
+          <w:rFonts w:ascii="Helvetica" w:hAnsi="Helvetica" w:cs="Helvetica"/>
+          <w:sz w:val="25"/>
+          <w:sz-cs w:val="25"/>
+          <w:spacing w:val="0"/>
+        </w:rPr>
+        <w:t xml:space="preserve">INR</w:t>
+      </w:r>
+    </w:p>
+    <w:p>
+      <w:pPr/>
+      <w:r>
+        <w:rPr>
+          <w:rFonts w:ascii="Helvetica" w:hAnsi="Helvetica" w:cs="Helvetica"/>
+          <w:sz w:val="25"/>
+          <w:sz-cs w:val="25"/>
+          <w:spacing w:val="0"/>
+        </w:rPr>
+        <w:t xml:space="preserve">7200000</w:t>
+      </w:r>
+    </w:p>
+    <w:p>
+      <w:pPr/>
+      <w:r>
+        <w:rPr>
+          <w:rFonts w:ascii="Helvetica" w:hAnsi="Helvetica" w:cs="Helvetica"/>
+          <w:sz w:val="25"/>
+          <w:sz-cs w:val="25"/>
+          <w:spacing w:val="0"/>
+        </w:rPr>
+        <w:t xml:space="preserve">Organic launch content included.</w:t>
       </w:r>
     </w:p>
     <w:p>
@@ -975,31 +1171,43 @@
           <w:sz-cs w:val="25"/>
           <w:spacing w:val="0"/>
         </w:rPr>
-        <w:t xml:space="preserve">Standalone</w:t>
-      </w:r>
-    </w:p>
-    <w:p>
-      <w:pPr/>
-      <w:r>
-        <w:rPr>
-          <w:rFonts w:ascii="Helvetica" w:hAnsi="Helvetica" w:cs="Helvetica"/>
-          <w:sz w:val="25"/>
-          <w:sz-cs w:val="25"/>
-          <w:spacing w:val="0"/>
-        </w:rPr>
-        <w:t xml:space="preserve">INR 4,800,000</w:t>
-      </w:r>
-    </w:p>
-    <w:p>
-      <w:pPr/>
-      <w:r>
-        <w:rPr>
-          <w:rFonts w:ascii="Helvetica" w:hAnsi="Helvetica" w:cs="Helvetica"/>
-          <w:sz w:val="25"/>
-          <w:sz-cs w:val="25"/>
-          <w:spacing w:val="0"/>
-        </w:rPr>
-        <w:t xml:space="preserve">Paid planning.</w:t>
+        <w:t xml:space="preserve">Yes</w:t>
+      </w:r>
+    </w:p>
+    <w:p>
+      <w:pPr/>
+      <w:r>
+        <w:rPr>
+          <w:rFonts w:ascii="Helvetica" w:hAnsi="Helvetica" w:cs="Helvetica"/>
+          <w:sz w:val="25"/>
+          <w:sz-cs w:val="25"/>
+          <w:spacing w:val="0"/>
+        </w:rPr>
+        <w:t xml:space="preserve">INR</w:t>
+      </w:r>
+    </w:p>
+    <w:p>
+      <w:pPr/>
+      <w:r>
+        <w:rPr>
+          <w:rFonts w:ascii="Helvetica" w:hAnsi="Helvetica" w:cs="Helvetica"/>
+          <w:sz w:val="25"/>
+          <w:sz-cs w:val="25"/>
+          <w:spacing w:val="0"/>
+        </w:rPr>
+        <w:t xml:space="preserve">4800000</w:t>
+      </w:r>
+    </w:p>
+    <w:p>
+      <w:pPr/>
+      <w:r>
+        <w:rPr>
+          <w:rFonts w:ascii="Helvetica" w:hAnsi="Helvetica" w:cs="Helvetica"/>
+          <w:sz w:val="25"/>
+          <w:sz-cs w:val="25"/>
+          <w:spacing w:val="0"/>
+        </w:rPr>
+        <w:t xml:space="preserve">Paid planning included.</w:t>
       </w:r>
     </w:p>
     <w:p>
@@ -1035,31 +1243,43 @@
           <w:sz-cs w:val="25"/>
           <w:spacing w:val="0"/>
         </w:rPr>
-        <w:t xml:space="preserve">Standalone</w:t>
-      </w:r>
-    </w:p>
-    <w:p>
-      <w:pPr/>
-      <w:r>
-        <w:rPr>
-          <w:rFonts w:ascii="Helvetica" w:hAnsi="Helvetica" w:cs="Helvetica"/>
-          <w:sz w:val="25"/>
-          <w:sz-cs w:val="25"/>
-          <w:spacing w:val="0"/>
-        </w:rPr>
-        <w:t xml:space="preserve">INR 8,900,000</w:t>
-      </w:r>
-    </w:p>
-    <w:p>
-      <w:pPr/>
-      <w:r>
-        <w:rPr>
-          <w:rFonts w:ascii="Helvetica" w:hAnsi="Helvetica" w:cs="Helvetica"/>
-          <w:sz w:val="25"/>
-          <w:sz-cs w:val="25"/>
-          <w:spacing w:val="0"/>
-        </w:rPr>
-        <w:t xml:space="preserve">Service fee only; media spend excluded.</w:t>
+        <w:t xml:space="preserve">Yes</w:t>
+      </w:r>
+    </w:p>
+    <w:p>
+      <w:pPr/>
+      <w:r>
+        <w:rPr>
+          <w:rFonts w:ascii="Helvetica" w:hAnsi="Helvetica" w:cs="Helvetica"/>
+          <w:sz w:val="25"/>
+          <w:sz-cs w:val="25"/>
+          <w:spacing w:val="0"/>
+        </w:rPr>
+        <w:t xml:space="preserve">INR</w:t>
+      </w:r>
+    </w:p>
+    <w:p>
+      <w:pPr/>
+      <w:r>
+        <w:rPr>
+          <w:rFonts w:ascii="Helvetica" w:hAnsi="Helvetica" w:cs="Helvetica"/>
+          <w:sz w:val="25"/>
+          <w:sz-cs w:val="25"/>
+          <w:spacing w:val="0"/>
+        </w:rPr>
+        <w:t xml:space="preserve">8900000</w:t>
+      </w:r>
+    </w:p>
+    <w:p>
+      <w:pPr/>
+      <w:r>
+        <w:rPr>
+          <w:rFonts w:ascii="Helvetica" w:hAnsi="Helvetica" w:cs="Helvetica"/>
+          <w:sz w:val="25"/>
+          <w:sz-cs w:val="25"/>
+          <w:spacing w:val="0"/>
+        </w:rPr>
+        <w:t xml:space="preserve">Paid media spend, translation, and talent rights excluded.</w:t>
       </w:r>
     </w:p>
     <w:p>
@@ -1095,19 +1315,31 @@
           <w:sz-cs w:val="25"/>
           <w:spacing w:val="0"/>
         </w:rPr>
-        <w:t xml:space="preserve">Standalone</w:t>
-      </w:r>
-    </w:p>
-    <w:p>
-      <w:pPr/>
-      <w:r>
-        <w:rPr>
-          <w:rFonts w:ascii="Helvetica" w:hAnsi="Helvetica" w:cs="Helvetica"/>
-          <w:sz w:val="25"/>
-          <w:sz-cs w:val="25"/>
-          <w:spacing w:val="0"/>
-        </w:rPr>
-        <w:t xml:space="preserve">INR 0</w:t>
+        <w:t xml:space="preserve">No</w:t>
+      </w:r>
+    </w:p>
+    <w:p>
+      <w:pPr/>
+      <w:r>
+        <w:rPr>
+          <w:rFonts w:ascii="Helvetica" w:hAnsi="Helvetica" w:cs="Helvetica"/>
+          <w:sz w:val="25"/>
+          <w:sz-cs w:val="25"/>
+          <w:spacing w:val="0"/>
+        </w:rPr>
+        <w:t xml:space="preserve">INR</w:t>
+      </w:r>
+    </w:p>
+    <w:p>
+      <w:pPr/>
+      <w:r>
+        <w:rPr>
+          <w:rFonts w:ascii="Helvetica" w:hAnsi="Helvetica" w:cs="Helvetica"/>
+          <w:sz w:val="25"/>
+          <w:sz-cs w:val="25"/>
+          <w:spacing w:val="0"/>
+        </w:rPr>
+        <w:t xml:space="preserve">0</w:t>
       </w:r>
     </w:p>
     <w:p>
@@ -1155,193 +1387,43 @@
           <w:sz-cs w:val="25"/>
           <w:spacing w:val="0"/>
         </w:rPr>
-        <w:t xml:space="preserve">Standalone</w:t>
-      </w:r>
-    </w:p>
-    <w:p>
-      <w:pPr/>
-      <w:r>
-        <w:rPr>
-          <w:rFonts w:ascii="Helvetica" w:hAnsi="Helvetica" w:cs="Helvetica"/>
-          <w:sz w:val="25"/>
-          <w:sz-cs w:val="25"/>
-          <w:spacing w:val="0"/>
-        </w:rPr>
-        <w:t xml:space="preserve">INR 6,300,000</w:t>
-      </w:r>
-    </w:p>
-    <w:p>
-      <w:pPr/>
-      <w:r>
-        <w:rPr>
-          <w:rFonts w:ascii="Helvetica" w:hAnsi="Helvetica" w:cs="Helvetica"/>
-          <w:sz w:val="25"/>
-          <w:sz-cs w:val="25"/>
-          <w:spacing w:val="0"/>
-        </w:rPr>
-        <w:t xml:space="preserve">Lean PM support.</w:t>
-      </w:r>
-    </w:p>
-    <w:p>
-      <w:pPr>
-        <w:spacing w:after="160"/>
-      </w:pPr>
-      <w:r>
-        <w:rPr>
-          <w:rFonts w:ascii="Helvetica" w:hAnsi="Helvetica" w:cs="Helvetica"/>
-          <w:sz w:val="37"/>
-          <w:sz-cs w:val="37"/>
-          <w:b/>
-          <w:spacing w:val="0"/>
-        </w:rPr>
-        <w:t xml:space="preserve">Exclusions and Assumptions Schedule</w:t>
-      </w:r>
-    </w:p>
-    <w:p>
-      <w:pPr/>
-      <w:r>
-        <w:rPr>
-          <w:rFonts w:ascii="Helvetica" w:hAnsi="Helvetica" w:cs="Helvetica"/>
-          <w:sz w:val="25"/>
-          <w:sz-cs w:val="25"/>
-          <w:b/>
-          <w:spacing w:val="0"/>
-        </w:rPr>
-        <w:t xml:space="preserve">Exclusion or Assumption</w:t>
-      </w:r>
-    </w:p>
-    <w:p>
-      <w:pPr/>
-      <w:r>
-        <w:rPr>
-          <w:rFonts w:ascii="Helvetica" w:hAnsi="Helvetica" w:cs="Helvetica"/>
-          <w:sz w:val="25"/>
-          <w:sz-cs w:val="25"/>
-          <w:b/>
-          <w:spacing w:val="0"/>
-        </w:rPr>
-        <w:t xml:space="preserve">Affected Line Item</w:t>
-      </w:r>
-    </w:p>
-    <w:p>
-      <w:pPr/>
-      <w:r>
-        <w:rPr>
-          <w:rFonts w:ascii="Helvetica" w:hAnsi="Helvetica" w:cs="Helvetica"/>
-          <w:sz w:val="25"/>
-          <w:sz-cs w:val="25"/>
-          <w:b/>
-          <w:spacing w:val="0"/>
-        </w:rPr>
-        <w:t xml:space="preserve">Commercial Impact</w:t>
-      </w:r>
-    </w:p>
-    <w:p>
-      <w:pPr/>
-      <w:r>
-        <w:rPr>
-          <w:rFonts w:ascii="Helvetica" w:hAnsi="Helvetica" w:cs="Helvetica"/>
-          <w:sz w:val="25"/>
-          <w:sz-cs w:val="25"/>
-          <w:spacing w:val="0"/>
-        </w:rPr>
-        <w:t xml:space="preserve">Buyer to appoint and pay external claims counsel.</w:t>
-      </w:r>
-    </w:p>
-    <w:p>
-      <w:pPr/>
-      <w:r>
-        <w:rPr>
-          <w:rFonts w:ascii="Helvetica" w:hAnsi="Helvetica" w:cs="Helvetica"/>
-          <w:sz w:val="25"/>
-          <w:sz-cs w:val="25"/>
-          <w:spacing w:val="0"/>
-        </w:rPr>
-        <w:t xml:space="preserve">li_7</w:t>
-      </w:r>
-    </w:p>
-    <w:p>
-      <w:pPr/>
-      <w:r>
-        <w:rPr>
-          <w:rFonts w:ascii="Helvetica" w:hAnsi="Helvetica" w:cs="Helvetica"/>
-          <w:sz w:val="25"/>
-          <w:sz-cs w:val="25"/>
-          <w:spacing w:val="0"/>
-        </w:rPr>
-        <w:t xml:space="preserve">This service is not included in our scope.</w:t>
-      </w:r>
-    </w:p>
-    <w:p>
-      <w:pPr/>
-      <w:r>
-        <w:rPr>
-          <w:rFonts w:ascii="Helvetica" w:hAnsi="Helvetica" w:cs="Helvetica"/>
-          <w:sz w:val="25"/>
-          <w:sz-cs w:val="25"/>
-          <w:spacing w:val="0"/>
-        </w:rPr>
-        <w:t xml:space="preserve">Buyer to accept compressed approval cycles and fewer revision rounds.</w:t>
-      </w:r>
-    </w:p>
-    <w:p>
-      <w:pPr/>
-      <w:r>
-        <w:rPr>
-          <w:rFonts w:ascii="Helvetica" w:hAnsi="Helvetica" w:cs="Helvetica"/>
-          <w:sz w:val="25"/>
-          <w:sz-cs w:val="25"/>
-          <w:spacing w:val="0"/>
-        </w:rPr>
-        <w:t xml:space="preserve">li_2, li_3, li_4</w:t>
-      </w:r>
-    </w:p>
-    <w:p>
-      <w:pPr/>
-      <w:r>
-        <w:rPr>
-          <w:rFonts w:ascii="Helvetica" w:hAnsi="Helvetica" w:cs="Helvetica"/>
-          <w:sz w:val="25"/>
-          <w:sz-cs w:val="25"/>
-          <w:spacing w:val="0"/>
-        </w:rPr>
-        <w:t xml:space="preserve">Without this, current timeline is not achievable.</w:t>
-      </w:r>
-    </w:p>
-    <w:p>
-      <w:pPr/>
-      <w:r>
-        <w:rPr>
-          <w:rFonts w:ascii="Helvetica" w:hAnsi="Helvetica" w:cs="Helvetica"/>
-          <w:sz w:val="25"/>
-          <w:sz-cs w:val="25"/>
-          <w:spacing w:val="0"/>
-        </w:rPr>
-        <w:t xml:space="preserve">Paid media spend, translation, and talent rights are excluded.</w:t>
-      </w:r>
-    </w:p>
-    <w:p>
-      <w:pPr/>
-      <w:r>
-        <w:rPr>
-          <w:rFonts w:ascii="Helvetica" w:hAnsi="Helvetica" w:cs="Helvetica"/>
-          <w:sz w:val="25"/>
-          <w:sz-cs w:val="25"/>
-          <w:spacing w:val="0"/>
-        </w:rPr>
-        <w:t xml:space="preserve">li_5, li_6</w:t>
-      </w:r>
-    </w:p>
-    <w:p>
-      <w:pPr/>
-      <w:r>
-        <w:rPr>
-          <w:rFonts w:ascii="Helvetica" w:hAnsi="Helvetica" w:cs="Helvetica"/>
-          <w:sz w:val="25"/>
-          <w:sz-cs w:val="25"/>
-          <w:spacing w:val="0"/>
-        </w:rPr>
-        <w:t xml:space="preserve">Additional external costs would be buyer-funded.</w:t>
+        <w:t xml:space="preserve">Yes</w:t>
+      </w:r>
+    </w:p>
+    <w:p>
+      <w:pPr/>
+      <w:r>
+        <w:rPr>
+          <w:rFonts w:ascii="Helvetica" w:hAnsi="Helvetica" w:cs="Helvetica"/>
+          <w:sz w:val="25"/>
+          <w:sz-cs w:val="25"/>
+          <w:spacing w:val="0"/>
+        </w:rPr>
+        <w:t xml:space="preserve">INR</w:t>
+      </w:r>
+    </w:p>
+    <w:p>
+      <w:pPr/>
+      <w:r>
+        <w:rPr>
+          <w:rFonts w:ascii="Helvetica" w:hAnsi="Helvetica" w:cs="Helvetica"/>
+          <w:sz w:val="25"/>
+          <w:sz-cs w:val="25"/>
+          <w:spacing w:val="0"/>
+        </w:rPr>
+        <w:t xml:space="preserve">6300000</w:t>
+      </w:r>
+    </w:p>
+    <w:p>
+      <w:pPr/>
+      <w:r>
+        <w:rPr>
+          <w:rFonts w:ascii="Helvetica" w:hAnsi="Helvetica" w:cs="Helvetica"/>
+          <w:sz w:val="25"/>
+          <w:sz-cs w:val="25"/>
+          <w:spacing w:val="0"/>
+        </w:rPr>
+        <w:t xml:space="preserve">Lean PM support included.</w:t>
       </w:r>
     </w:p>
     <w:sectPr/>
